--- a/KVM/Präsentation/Thema_Misunderstandings.docx
+++ b/KVM/Präsentation/Thema_Misunderstandings.docx
@@ -4,6 +4,13 @@
   <w:body>
     <w:sdt>
       <w:sdtPr>
+        <w:rPr>
+          <w:caps w:val="0"/>
+          <w:color w:val="auto"/>
+          <w:spacing w:val="0"/>
+          <w:sz w:val="20"/>
+          <w:szCs w:val="20"/>
+        </w:rPr>
         <w:id w:val="837268742"/>
         <w:docPartObj>
           <w:docPartGallery w:val="Table of Contents"/>
@@ -14,12 +21,7 @@
         <w:rPr>
           <w:b/>
           <w:bCs/>
-          <w:caps w:val="0"/>
           <w:noProof/>
-          <w:color w:val="auto"/>
-          <w:spacing w:val="0"/>
-          <w:sz w:val="20"/>
-          <w:szCs w:val="20"/>
         </w:rPr>
       </w:sdtEndPr>
       <w:sdtContent>
@@ -1135,10 +1137,42 @@
           <w:rPr>
             <w:rStyle w:val="Hyperlink"/>
           </w:rPr>
-          <w:t>https://www.psychologytoday.com/us/blog/your-wise-brain/202109/why-the-tone-your-voice-makes-such-difference</w:t>
+          <w:t>https://www.psych</w:t>
+        </w:r>
+        <w:r>
+          <w:rPr>
+            <w:rStyle w:val="Hyperlink"/>
+          </w:rPr>
+          <w:t>o</w:t>
+        </w:r>
+        <w:r>
+          <w:rPr>
+            <w:rStyle w:val="Hyperlink"/>
+          </w:rPr>
+          <w:t>logytoday.com/us/blog/your-wise-brain/202109/why-the-tone-your-voice-makes-such-difference</w:t>
         </w:r>
       </w:hyperlink>
     </w:p>
+    <w:p/>
+    <w:p>
+      <w:pPr>
+        <w:rPr>
+          <w:u w:val="single"/>
+        </w:rPr>
+      </w:pPr>
+      <w:r>
+        <w:rPr>
+          <w:u w:val="single"/>
+        </w:rPr>
+        <w:t>Illusory Transparency</w:t>
+      </w:r>
+    </w:p>
+    <w:p>
+      <w:r>
+        <w:t>“Experiment 1 demonstrated that readers are affected by their privileged information and do not disregard it even though that information is inaccessible from the addressees’ perspective. Their privileged information allowed them to disambiguate the intention of the speaker which in turn led them to believe that the addresse would receive that intention.”</w:t>
+      </w:r>
+    </w:p>
+    <w:p/>
     <w:p>
       <w:pPr>
         <w:pStyle w:val="Heading1"/>
@@ -1493,6 +1527,7 @@
           <w:bCs/>
           <w:lang w:val="de-DE"/>
         </w:rPr>
+        <w:lastRenderedPageBreak/>
         <w:t>Appell</w:t>
       </w:r>
       <w:r>
@@ -1508,6 +1543,100 @@
         <w:t>, Usage of Emoji</w:t>
       </w:r>
     </w:p>
+    <w:p>
+      <w:pPr>
+        <w:rPr>
+          <w:lang w:val="de-DE"/>
+        </w:rPr>
+      </w:pPr>
+    </w:p>
+    <w:p>
+      <w:pPr>
+        <w:rPr>
+          <w:lang w:val="de-DE"/>
+        </w:rPr>
+      </w:pPr>
+      <w:r>
+        <w:rPr>
+          <w:lang w:val="de-DE"/>
+        </w:rPr>
+        <w:t>w</w:t>
+      </w:r>
+      <w:r>
+        <w:rPr>
+          <w:lang w:val="de-DE"/>
+        </w:rPr>
+        <w:t>illst du mit mir h</w:t>
+      </w:r>
+      <w:r>
+        <w:rPr>
+          <w:lang w:val="de-DE"/>
+        </w:rPr>
+        <w:t>ier hingehen?</w:t>
+      </w:r>
+    </w:p>
+    <w:p>
+      <w:pPr>
+        <w:rPr>
+          <w:lang w:val="de-DE"/>
+        </w:rPr>
+      </w:pPr>
+      <w:r>
+        <w:rPr>
+          <w:lang w:val="de-DE"/>
+        </w:rPr>
+        <w:t>okay.</w:t>
+      </w:r>
+    </w:p>
+    <w:p>
+      <w:pPr>
+        <w:rPr>
+          <w:lang w:val="de-DE"/>
+        </w:rPr>
+      </w:pPr>
+      <w:r>
+        <w:rPr>
+          <w:lang w:val="de-DE"/>
+        </w:rPr>
+        <w:t>dann halt nicht</w:t>
+      </w:r>
+    </w:p>
+    <w:p>
+      <w:pPr>
+        <w:rPr>
+          <w:lang w:val="de-DE"/>
+        </w:rPr>
+      </w:pPr>
+      <w:r>
+        <w:rPr>
+          <w:lang w:val="de-DE"/>
+        </w:rPr>
+        <w:t>??</w:t>
+      </w:r>
+    </w:p>
+    <w:p>
+      <w:pPr>
+        <w:rPr>
+          <w:lang w:val="de-DE"/>
+        </w:rPr>
+      </w:pPr>
+    </w:p>
+    <w:p>
+      <w:r>
+        <w:t>Communication Styles</w:t>
+      </w:r>
+    </w:p>
+    <w:p>
+      <w:r>
+        <w:t>Egocentric Perception</w:t>
+      </w:r>
+    </w:p>
+    <w:p>
+      <w:r>
+        <w:t>Reading Comprehension</w:t>
+      </w:r>
+    </w:p>
+    <w:p/>
     <w:sectPr>
       <w:pgSz w:w="12240" w:h="15840"/>
       <w:pgMar w:top="1440" w:right="1440" w:bottom="1440" w:left="1440" w:header="720" w:footer="720" w:gutter="0"/>
@@ -2701,6 +2830,14 @@
       <w:spacing w:after="100"/>
     </w:pPr>
   </w:style>
+  <w:style w:type="paragraph" w:styleId="Bibliography">
+    <w:name w:val="Bibliography"/>
+    <w:basedOn w:val="Normal"/>
+    <w:next w:val="Normal"/>
+    <w:uiPriority w:val="37"/>
+    <w:unhideWhenUsed/>
+    <w:rsid w:val="0072201A"/>
+  </w:style>
 </w:styles>
 </file>
 
@@ -3020,11 +3157,62 @@
 </file>
 
 <file path=customXml/item1.xml><?xml version="1.0" encoding="utf-8"?>
-<b:Sources xmlns:b="http://schemas.openxmlformats.org/officeDocument/2006/bibliography" xmlns="http://schemas.openxmlformats.org/officeDocument/2006/bibliography" SelectedStyle="\APASixthEditionOfficeOnline.xsl" StyleName="APA" Version="6"/>
+<b:Sources xmlns:b="http://schemas.openxmlformats.org/officeDocument/2006/bibliography" xmlns="http://schemas.openxmlformats.org/officeDocument/2006/bibliography" SelectedStyle="\APASixthEditionOfficeOnline.xsl" StyleName="APA" Version="6">
+  <b:Source>
+    <b:Tag>Tya24</b:Tag>
+    <b:SourceType>InternetSite</b:SourceType>
+    <b:Guid>{215F6E9E-FE5D-452F-B86D-55967283B493}</b:Guid>
+    <b:Title>Understanding How Personal Bias Shapes Our Reading Experience</b:Title>
+    <b:Year>2024</b:Year>
+    <b:InternetSiteTitle>Medium</b:InternetSiteTitle>
+    <b:Month>June</b:Month>
+    <b:Day>22</b:Day>
+    <b:URL>https://medium.com/@vt3630/understanding-how-personal-bias-shapes-our-reading-experience-1c7fa4280410</b:URL>
+    <b:Author>
+      <b:Author>
+        <b:NameList>
+          <b:Person>
+            <b:Last>Tyagi</b:Last>
+            <b:First>Vishal</b:First>
+          </b:Person>
+        </b:NameList>
+      </b:Author>
+    </b:Author>
+    <b:RefOrder>1</b:RefOrder>
+  </b:Source>
+  <b:Source>
+    <b:Tag>Bar95</b:Tag>
+    <b:SourceType>DocumentFromInternetSite</b:SourceType>
+    <b:Guid>{3D5AC1AF-564D-4404-B0BA-FEEB888F68AC}</b:Guid>
+    <b:Title>Remembering: A Study in Experimental and Social Psychology</b:Title>
+    <b:InternetSiteTitle>Cambridge University</b:InternetSiteTitle>
+    <b:Year>1995</b:Year>
+    <b:YearAccessed>2024</b:YearAccessed>
+    <b:MonthAccessed>December</b:MonthAccessed>
+    <b:DayAccessed>13</b:DayAccessed>
+    <b:URL>https://pure.mpg.de/rest/items/item_2273030/component/file_2309291/content</b:URL>
+    <b:StandardNumber>9780511759185</b:StandardNumber>
+    <b:Author>
+      <b:Author>
+        <b:NameList>
+          <b:Person>
+            <b:Last>Bartlett</b:Last>
+            <b:Middle>Frederic</b:Middle>
+            <b:First>C.</b:First>
+          </b:Person>
+        </b:NameList>
+      </b:Author>
+    </b:Author>
+    <b:City>London</b:City>
+    <b:Publisher>Cambridge University Press</b:Publisher>
+    <b:DOI>10.1017/CBO9780511759185</b:DOI>
+    <b:RefOrder>2</b:RefOrder>
+  </b:Source>
+</b:Sources>
 </file>
 
 <file path=customXml/itemProps1.xml><?xml version="1.0" encoding="utf-8"?>
-<ds:datastoreItem xmlns:ds="http://schemas.openxmlformats.org/officeDocument/2006/customXml" ds:itemID="{4CF7736E-07ED-45F7-A890-FCDCD09552AC}">
+<ds:datastoreItem xmlns:ds="http://schemas.openxmlformats.org/officeDocument/2006/customXml" ds:itemID="{87CFF12F-E3BF-4A6F-B911-B9A4E7050140}">
   <ds:schemaRefs>
     <ds:schemaRef ds:uri="http://schemas.openxmlformats.org/officeDocument/2006/bibliography"/>
   </ds:schemaRefs>
